--- a/10_Fakhira Zahrany_Data Warehouse_2025/JOBSHEET2/Dokumen Report/Studi Kasus.docx
+++ b/10_Fakhira Zahrany_Data Warehouse_2025/JOBSHEET2/Dokumen Report/Studi Kasus.docx
@@ -48,6 +48,14 @@
           <w:szCs w:val="24"/>
         </w:rPr>
       </w:pPr>
+      <w:r>
+        <w:rPr>
+          <w:rFonts w:ascii="Times New Roman" w:hAnsi="Times New Roman" w:cs="Times New Roman"/>
+          <w:sz w:val="24"/>
+          <w:szCs w:val="24"/>
+        </w:rPr>
+        <w:tab/>
+      </w:r>
       <w:r>
         <w:rPr>
           <w:rFonts w:ascii="Times New Roman" w:hAnsi="Times New Roman" w:cs="Times New Roman"/>
@@ -1911,16 +1919,16 @@
         <w:t>YEAR(</w:t>
       </w:r>
       <w:proofErr w:type="spellStart"/>
+      <w:r>
+        <w:rPr>
+          <w:rFonts w:ascii="Times New Roman" w:hAnsi="Times New Roman" w:cs="Times New Roman"/>
+          <w:sz w:val="24"/>
+          <w:szCs w:val="24"/>
+        </w:rPr>
+        <w:t>payments.paymentDate</w:t>
+      </w:r>
+      <w:proofErr w:type="spellEnd"/>
       <w:proofErr w:type="gramEnd"/>
-      <w:r>
-        <w:rPr>
-          <w:rFonts w:ascii="Times New Roman" w:hAnsi="Times New Roman" w:cs="Times New Roman"/>
-          <w:sz w:val="24"/>
-          <w:szCs w:val="24"/>
-        </w:rPr>
-        <w:t>payments.paymentDate</w:t>
-      </w:r>
-      <w:proofErr w:type="spellEnd"/>
       <w:r>
         <w:rPr>
           <w:rFonts w:ascii="Times New Roman" w:hAnsi="Times New Roman" w:cs="Times New Roman"/>
@@ -1999,6 +2007,15 @@
         <w:t>COUNT(</w:t>
       </w:r>
       <w:proofErr w:type="spellStart"/>
+      <w:r>
+        <w:rPr>
+          <w:rFonts w:ascii="Times New Roman" w:hAnsi="Times New Roman" w:cs="Times New Roman"/>
+          <w:sz w:val="24"/>
+          <w:szCs w:val="24"/>
+        </w:rPr>
+        <w:t>payments.paymentNumber</w:t>
+      </w:r>
+      <w:proofErr w:type="spellEnd"/>
       <w:proofErr w:type="gramEnd"/>
       <w:r>
         <w:rPr>
@@ -2006,53 +2023,8 @@
           <w:sz w:val="24"/>
           <w:szCs w:val="24"/>
         </w:rPr>
-        <w:t>payments.paymentNumber</w:t>
-      </w:r>
-      <w:proofErr w:type="spellEnd"/>
-      <w:r>
-        <w:rPr>
-          <w:rFonts w:ascii="Times New Roman" w:hAnsi="Times New Roman" w:cs="Times New Roman"/>
-          <w:sz w:val="24"/>
-          <w:szCs w:val="24"/>
-        </w:rPr>
         <w:t>))</w:t>
       </w:r>
-    </w:p>
-    <w:p>
-      <w:pPr>
-        <w:tabs>
-          <w:tab w:val="num" w:pos="1134"/>
-        </w:tabs>
-        <w:rPr>
-          <w:rFonts w:ascii="Times New Roman" w:hAnsi="Times New Roman" w:cs="Times New Roman"/>
-          <w:sz w:val="24"/>
-          <w:szCs w:val="24"/>
-        </w:rPr>
-      </w:pPr>
-    </w:p>
-    <w:p>
-      <w:pPr>
-        <w:tabs>
-          <w:tab w:val="num" w:pos="1134"/>
-        </w:tabs>
-        <w:rPr>
-          <w:rFonts w:ascii="Times New Roman" w:hAnsi="Times New Roman" w:cs="Times New Roman"/>
-          <w:sz w:val="24"/>
-          <w:szCs w:val="24"/>
-        </w:rPr>
-      </w:pPr>
-    </w:p>
-    <w:p>
-      <w:pPr>
-        <w:tabs>
-          <w:tab w:val="num" w:pos="1134"/>
-        </w:tabs>
-        <w:rPr>
-          <w:rFonts w:ascii="Times New Roman" w:hAnsi="Times New Roman" w:cs="Times New Roman"/>
-          <w:sz w:val="24"/>
-          <w:szCs w:val="24"/>
-        </w:rPr>
-      </w:pPr>
     </w:p>
     <w:p>
       <w:pPr>
@@ -2220,13 +2192,14 @@
       <w:r>
         <w:rPr>
           <w:rFonts w:ascii="Times New Roman" w:hAnsi="Times New Roman" w:cs="Times New Roman"/>
+          <w:noProof/>
           <w:sz w:val="24"/>
           <w:szCs w:val="24"/>
         </w:rPr>
         <w:drawing>
-          <wp:inline distT="0" distB="0" distL="0" distR="0" wp14:anchorId="7D576ACF" wp14:editId="1DA980A9">
-            <wp:extent cx="4667901" cy="2172003"/>
-            <wp:effectExtent l="0" t="0" r="0" b="0"/>
+          <wp:inline distT="0" distB="0" distL="0" distR="0" wp14:anchorId="7D576ACF" wp14:editId="759BFC8C">
+            <wp:extent cx="4094081" cy="1905000"/>
+            <wp:effectExtent l="0" t="0" r="1905" b="0"/>
             <wp:docPr id="1677216951" name="Picture 1"/>
             <wp:cNvGraphicFramePr>
               <a:graphicFrameLocks xmlns:a="http://schemas.openxmlformats.org/drawingml/2006/main" noChangeAspect="1"/>
@@ -2247,7 +2220,7 @@
                   <pic:spPr>
                     <a:xfrm>
                       <a:off x="0" y="0"/>
-                      <a:ext cx="4667901" cy="2172003"/>
+                      <a:ext cx="4122704" cy="1918318"/>
                     </a:xfrm>
                     <a:prstGeom prst="rect">
                       <a:avLst/>
@@ -2301,14 +2274,14 @@
       <w:r>
         <w:rPr>
           <w:rFonts w:ascii="Times New Roman" w:hAnsi="Times New Roman" w:cs="Times New Roman"/>
-          <w:sz w:val="24"/>
-          <w:szCs w:val="24"/>
-        </w:rPr>
-        <w:lastRenderedPageBreak/>
+          <w:noProof/>
+          <w:sz w:val="24"/>
+          <w:szCs w:val="24"/>
+        </w:rPr>
         <w:drawing>
-          <wp:inline distT="0" distB="0" distL="0" distR="0" wp14:anchorId="0AB997CF" wp14:editId="0D018D76">
-            <wp:extent cx="3832088" cy="2435703"/>
-            <wp:effectExtent l="0" t="0" r="0" b="3175"/>
+          <wp:inline distT="0" distB="0" distL="0" distR="0" wp14:anchorId="0AB997CF" wp14:editId="233BC9D6">
+            <wp:extent cx="2795016" cy="1776532"/>
+            <wp:effectExtent l="0" t="0" r="5715" b="0"/>
             <wp:docPr id="1013205355" name="Picture 1"/>
             <wp:cNvGraphicFramePr>
               <a:graphicFrameLocks xmlns:a="http://schemas.openxmlformats.org/drawingml/2006/main" noChangeAspect="1"/>
@@ -2329,7 +2302,7 @@
                   <pic:spPr>
                     <a:xfrm>
                       <a:off x="0" y="0"/>
-                      <a:ext cx="3841468" cy="2441665"/>
+                      <a:ext cx="2810533" cy="1786394"/>
                     </a:xfrm>
                     <a:prstGeom prst="rect">
                       <a:avLst/>
@@ -2368,6 +2341,7 @@
           <w:sz w:val="24"/>
           <w:szCs w:val="24"/>
         </w:rPr>
+        <w:lastRenderedPageBreak/>
         <w:t>Chart</w:t>
       </w:r>
     </w:p>
@@ -2390,6 +2364,7 @@
           <w:rFonts w:ascii="Times New Roman" w:hAnsi="Times New Roman" w:cs="Times New Roman"/>
           <w:b/>
           <w:bCs/>
+          <w:noProof/>
           <w:sz w:val="24"/>
           <w:szCs w:val="24"/>
         </w:rPr>
@@ -3764,7 +3739,6 @@
           <w:sz w:val="24"/>
           <w:szCs w:val="24"/>
         </w:rPr>
-        <w:lastRenderedPageBreak/>
         <w:t>employeeNumber</w:t>
       </w:r>
       <w:proofErr w:type="spellEnd"/>
@@ -3874,6 +3848,66 @@
         </w:rPr>
         <w:t>amount</w:t>
       </w:r>
+    </w:p>
+    <w:p>
+      <w:pPr>
+        <w:tabs>
+          <w:tab w:val="num" w:pos="1134"/>
+        </w:tabs>
+        <w:rPr>
+          <w:rFonts w:ascii="Times New Roman" w:hAnsi="Times New Roman" w:cs="Times New Roman"/>
+          <w:sz w:val="24"/>
+          <w:szCs w:val="24"/>
+        </w:rPr>
+      </w:pPr>
+    </w:p>
+    <w:p>
+      <w:pPr>
+        <w:tabs>
+          <w:tab w:val="num" w:pos="1134"/>
+        </w:tabs>
+        <w:rPr>
+          <w:rFonts w:ascii="Times New Roman" w:hAnsi="Times New Roman" w:cs="Times New Roman"/>
+          <w:sz w:val="24"/>
+          <w:szCs w:val="24"/>
+        </w:rPr>
+      </w:pPr>
+    </w:p>
+    <w:p>
+      <w:pPr>
+        <w:tabs>
+          <w:tab w:val="num" w:pos="1134"/>
+        </w:tabs>
+        <w:rPr>
+          <w:rFonts w:ascii="Times New Roman" w:hAnsi="Times New Roman" w:cs="Times New Roman"/>
+          <w:sz w:val="24"/>
+          <w:szCs w:val="24"/>
+        </w:rPr>
+      </w:pPr>
+    </w:p>
+    <w:p>
+      <w:pPr>
+        <w:tabs>
+          <w:tab w:val="num" w:pos="1134"/>
+        </w:tabs>
+        <w:rPr>
+          <w:rFonts w:ascii="Times New Roman" w:hAnsi="Times New Roman" w:cs="Times New Roman"/>
+          <w:sz w:val="24"/>
+          <w:szCs w:val="24"/>
+        </w:rPr>
+      </w:pPr>
+    </w:p>
+    <w:p>
+      <w:pPr>
+        <w:tabs>
+          <w:tab w:val="num" w:pos="1134"/>
+        </w:tabs>
+        <w:rPr>
+          <w:rFonts w:ascii="Times New Roman" w:hAnsi="Times New Roman" w:cs="Times New Roman"/>
+          <w:sz w:val="24"/>
+          <w:szCs w:val="24"/>
+        </w:rPr>
+      </w:pPr>
     </w:p>
     <w:p>
       <w:pPr>
@@ -3899,6 +3933,7 @@
           <w:sz w:val="24"/>
           <w:szCs w:val="24"/>
         </w:rPr>
+        <w:lastRenderedPageBreak/>
         <w:t>Bentuk</w:t>
       </w:r>
       <w:proofErr w:type="spellEnd"/>
@@ -3949,6 +3984,7 @@
       <w:r>
         <w:rPr>
           <w:rFonts w:ascii="Times New Roman" w:hAnsi="Times New Roman" w:cs="Times New Roman"/>
+          <w:noProof/>
           <w:sz w:val="24"/>
           <w:szCs w:val="24"/>
         </w:rPr>
@@ -3992,61 +4028,6 @@
     <w:p>
       <w:pPr>
         <w:pStyle w:val="ListParagraph"/>
-        <w:ind w:left="1069"/>
-        <w:rPr>
-          <w:rFonts w:ascii="Times New Roman" w:hAnsi="Times New Roman" w:cs="Times New Roman"/>
-          <w:sz w:val="24"/>
-          <w:szCs w:val="24"/>
-        </w:rPr>
-      </w:pPr>
-    </w:p>
-    <w:p>
-      <w:pPr>
-        <w:pStyle w:val="ListParagraph"/>
-        <w:ind w:left="1069"/>
-        <w:rPr>
-          <w:rFonts w:ascii="Times New Roman" w:hAnsi="Times New Roman" w:cs="Times New Roman"/>
-          <w:sz w:val="24"/>
-          <w:szCs w:val="24"/>
-        </w:rPr>
-      </w:pPr>
-    </w:p>
-    <w:p>
-      <w:pPr>
-        <w:pStyle w:val="ListParagraph"/>
-        <w:ind w:left="1069"/>
-        <w:rPr>
-          <w:rFonts w:ascii="Times New Roman" w:hAnsi="Times New Roman" w:cs="Times New Roman"/>
-          <w:sz w:val="24"/>
-          <w:szCs w:val="24"/>
-        </w:rPr>
-      </w:pPr>
-    </w:p>
-    <w:p>
-      <w:pPr>
-        <w:pStyle w:val="ListParagraph"/>
-        <w:ind w:left="1069"/>
-        <w:rPr>
-          <w:rFonts w:ascii="Times New Roman" w:hAnsi="Times New Roman" w:cs="Times New Roman"/>
-          <w:sz w:val="24"/>
-          <w:szCs w:val="24"/>
-        </w:rPr>
-      </w:pPr>
-    </w:p>
-    <w:p>
-      <w:pPr>
-        <w:pStyle w:val="ListParagraph"/>
-        <w:ind w:left="1069"/>
-        <w:rPr>
-          <w:rFonts w:ascii="Times New Roman" w:hAnsi="Times New Roman" w:cs="Times New Roman"/>
-          <w:sz w:val="24"/>
-          <w:szCs w:val="24"/>
-        </w:rPr>
-      </w:pPr>
-    </w:p>
-    <w:p>
-      <w:pPr>
-        <w:pStyle w:val="ListParagraph"/>
         <w:tabs>
           <w:tab w:val="num" w:pos="1134"/>
         </w:tabs>
@@ -4099,6 +4080,7 @@
       <w:r>
         <w:rPr>
           <w:rFonts w:ascii="Times New Roman" w:hAnsi="Times New Roman" w:cs="Times New Roman"/>
+          <w:noProof/>
           <w:sz w:val="24"/>
           <w:szCs w:val="24"/>
         </w:rPr>
@@ -4142,6 +4124,104 @@
     <w:p>
       <w:pPr>
         <w:pStyle w:val="ListParagraph"/>
+        <w:tabs>
+          <w:tab w:val="num" w:pos="1134"/>
+        </w:tabs>
+        <w:ind w:left="1069"/>
+        <w:rPr>
+          <w:rFonts w:ascii="Times New Roman" w:hAnsi="Times New Roman" w:cs="Times New Roman"/>
+          <w:sz w:val="24"/>
+          <w:szCs w:val="24"/>
+        </w:rPr>
+      </w:pPr>
+    </w:p>
+    <w:p>
+      <w:pPr>
+        <w:pStyle w:val="ListParagraph"/>
+        <w:tabs>
+          <w:tab w:val="num" w:pos="1134"/>
+        </w:tabs>
+        <w:ind w:left="1069"/>
+        <w:rPr>
+          <w:rFonts w:ascii="Times New Roman" w:hAnsi="Times New Roman" w:cs="Times New Roman"/>
+          <w:sz w:val="24"/>
+          <w:szCs w:val="24"/>
+        </w:rPr>
+      </w:pPr>
+    </w:p>
+    <w:p>
+      <w:pPr>
+        <w:pStyle w:val="ListParagraph"/>
+        <w:tabs>
+          <w:tab w:val="num" w:pos="1134"/>
+        </w:tabs>
+        <w:ind w:left="1069"/>
+        <w:rPr>
+          <w:rFonts w:ascii="Times New Roman" w:hAnsi="Times New Roman" w:cs="Times New Roman"/>
+          <w:sz w:val="24"/>
+          <w:szCs w:val="24"/>
+        </w:rPr>
+      </w:pPr>
+    </w:p>
+    <w:p>
+      <w:pPr>
+        <w:pStyle w:val="ListParagraph"/>
+        <w:tabs>
+          <w:tab w:val="num" w:pos="1134"/>
+        </w:tabs>
+        <w:ind w:left="1069"/>
+        <w:rPr>
+          <w:rFonts w:ascii="Times New Roman" w:hAnsi="Times New Roman" w:cs="Times New Roman"/>
+          <w:sz w:val="24"/>
+          <w:szCs w:val="24"/>
+        </w:rPr>
+      </w:pPr>
+    </w:p>
+    <w:p>
+      <w:pPr>
+        <w:pStyle w:val="ListParagraph"/>
+        <w:tabs>
+          <w:tab w:val="num" w:pos="1134"/>
+        </w:tabs>
+        <w:ind w:left="1069"/>
+        <w:rPr>
+          <w:rFonts w:ascii="Times New Roman" w:hAnsi="Times New Roman" w:cs="Times New Roman"/>
+          <w:sz w:val="24"/>
+          <w:szCs w:val="24"/>
+        </w:rPr>
+      </w:pPr>
+    </w:p>
+    <w:p>
+      <w:pPr>
+        <w:pStyle w:val="ListParagraph"/>
+        <w:tabs>
+          <w:tab w:val="num" w:pos="1134"/>
+        </w:tabs>
+        <w:ind w:left="1069"/>
+        <w:rPr>
+          <w:rFonts w:ascii="Times New Roman" w:hAnsi="Times New Roman" w:cs="Times New Roman"/>
+          <w:sz w:val="24"/>
+          <w:szCs w:val="24"/>
+        </w:rPr>
+      </w:pPr>
+    </w:p>
+    <w:p>
+      <w:pPr>
+        <w:pStyle w:val="ListParagraph"/>
+        <w:tabs>
+          <w:tab w:val="num" w:pos="1134"/>
+        </w:tabs>
+        <w:ind w:left="1069"/>
+        <w:rPr>
+          <w:rFonts w:ascii="Times New Roman" w:hAnsi="Times New Roman" w:cs="Times New Roman"/>
+          <w:sz w:val="24"/>
+          <w:szCs w:val="24"/>
+        </w:rPr>
+      </w:pPr>
+    </w:p>
+    <w:p>
+      <w:pPr>
+        <w:pStyle w:val="ListParagraph"/>
         <w:numPr>
           <w:ilvl w:val="2"/>
           <w:numId w:val="1"/>
@@ -4178,6 +4258,7 @@
       <w:r>
         <w:rPr>
           <w:rFonts w:ascii="Times New Roman" w:hAnsi="Times New Roman" w:cs="Times New Roman"/>
+          <w:noProof/>
           <w:sz w:val="24"/>
           <w:szCs w:val="24"/>
         </w:rPr>
